--- a/Mohan_Raj_3004.docx
+++ b/Mohan_Raj_3004.docx
@@ -505,7 +505,14 @@
           <w:b w:val="0"/>
           <w:bCs/>
         </w:rPr>
-        <w:t>Distributed Systems | AI Agents</w:t>
+        <w:t>Distributed Systems | AI Agent</w:t>
+      </w:r>
+      <w:r>
+        <w:rPr>
+          <w:b w:val="0"/>
+          <w:bCs/>
+        </w:rPr>
+        <w:t>S</w:t>
       </w:r>
     </w:p>
     <w:p>
@@ -4785,6 +4792,7 @@
   <w:style w:type="character" w:default="1" w:styleId="DefaultParagraphFont">
     <w:name w:val="Default Paragraph Font"/>
     <w:uiPriority w:val="1"/>
+    <w:semiHidden/>
     <w:unhideWhenUsed/>
   </w:style>
   <w:style w:type="table" w:default="1" w:styleId="TableNormal">
@@ -5267,7 +5275,12 @@
 </file>
 
 <file path=customXml/item1.xml><?xml version="1.0" encoding="utf-8"?>
-<b:Sources xmlns:b="http://schemas.openxmlformats.org/officeDocument/2006/bibliography" xmlns="http://schemas.openxmlformats.org/officeDocument/2006/bibliography" SelectedStyle="\APASixthEditionOfficeOnline.xsl" StyleName="APA" Version="6"/>
+<?mso-contentType ?>
+<FormTemplates xmlns="http://schemas.microsoft.com/sharepoint/v3/contenttype/forms">
+  <Display>DocumentLibraryForm</Display>
+  <Edit>DocumentLibraryForm</Edit>
+  <New>DocumentLibraryForm</New>
+</FormTemplates>
 </file>
 
 <file path=customXml/item2.xml><?xml version="1.0" encoding="utf-8"?>
@@ -5589,12 +5602,7 @@
 </file>
 
 <file path=customXml/item3.xml><?xml version="1.0" encoding="utf-8"?>
-<?mso-contentType ?>
-<FormTemplates xmlns="http://schemas.microsoft.com/sharepoint/v3/contenttype/forms">
-  <Display>DocumentLibraryForm</Display>
-  <Edit>DocumentLibraryForm</Edit>
-  <New>DocumentLibraryForm</New>
-</FormTemplates>
+<b:Sources xmlns:b="http://schemas.openxmlformats.org/officeDocument/2006/bibliography" xmlns="http://schemas.openxmlformats.org/officeDocument/2006/bibliography" SelectedStyle="\APASixthEditionOfficeOnline.xsl" StyleName="APA" Version="6"/>
 </file>
 
 <file path=customXml/item4.xml><?xml version="1.0" encoding="utf-8"?>
@@ -5625,9 +5633,9 @@
 </file>
 
 <file path=customXml/itemProps1.xml><?xml version="1.0" encoding="utf-8"?>
-<ds:datastoreItem xmlns:ds="http://schemas.openxmlformats.org/officeDocument/2006/customXml" ds:itemID="{8149D908-B78F-43EA-9FB3-6D18D4F5E8B2}">
+<ds:datastoreItem xmlns:ds="http://schemas.openxmlformats.org/officeDocument/2006/customXml" ds:itemID="{92AF9E0A-AFA7-42B2-ACC9-13B47C410593}">
   <ds:schemaRefs>
-    <ds:schemaRef ds:uri="http://schemas.openxmlformats.org/officeDocument/2006/bibliography"/>
+    <ds:schemaRef ds:uri="http://schemas.microsoft.com/sharepoint/v3/contenttype/forms"/>
   </ds:schemaRefs>
 </ds:datastoreItem>
 </file>
@@ -5654,9 +5662,9 @@
 </file>
 
 <file path=customXml/itemProps3.xml><?xml version="1.0" encoding="utf-8"?>
-<ds:datastoreItem xmlns:ds="http://schemas.openxmlformats.org/officeDocument/2006/customXml" ds:itemID="{92AF9E0A-AFA7-42B2-ACC9-13B47C410593}">
+<ds:datastoreItem xmlns:ds="http://schemas.openxmlformats.org/officeDocument/2006/customXml" ds:itemID="{8149D908-B78F-43EA-9FB3-6D18D4F5E8B2}">
   <ds:schemaRefs>
-    <ds:schemaRef ds:uri="http://schemas.microsoft.com/sharepoint/v3/contenttype/forms"/>
+    <ds:schemaRef ds:uri="http://schemas.openxmlformats.org/officeDocument/2006/bibliography"/>
   </ds:schemaRefs>
 </ds:datastoreItem>
 </file>
